--- a/docs/GOI_UAT_KHACH_HANG/03_MAU_PHAN_HOI_UAT.docx
+++ b/docs/GOI_UAT_KHACH_HANG/03_MAU_PHAN_HOI_UAT.docx
@@ -9,10 +9,10 @@
       </w:pPr>
       <w:r>
         <w:rPr>
-          <w:rFonts w:ascii="Aptos" w:cs="Aptos" w:eastAsia="Aptos" w:hAnsi="Aptos"/>
+          <w:rFonts w:ascii="Arial" w:cs="Arial" w:eastAsia="Arial" w:hAnsi="Arial"/>
           <w:b/>
           <w:bCs/>
-          <w:color w:val="159447"/>
+          <w:color w:val="000000"/>
           <w:sz w:val="22"/>
           <w:szCs w:val="22"/>
         </w:rPr>
@@ -26,14 +26,14 @@
       </w:pPr>
       <w:r>
         <w:rPr>
-          <w:rFonts w:ascii="Aptos" w:cs="Aptos" w:eastAsia="Aptos" w:hAnsi="Aptos"/>
+          <w:rFonts w:ascii="Arial" w:cs="Arial" w:eastAsia="Arial" w:hAnsi="Arial"/>
           <w:b/>
           <w:bCs/>
-          <w:color w:val="172554"/>
+          <w:color w:val="000000"/>
           <w:sz w:val="42"/>
           <w:szCs w:val="42"/>
         </w:rPr>
-        <w:t xml:space="preserve">MẪU PHẢN HỒI UAT MEDSTAND AI</w:t>
+        <w:t xml:space="preserve">PHIẾU GHI NHẬN LỖI VÀ GÓP Ý</w:t>
       </w:r>
     </w:p>
     <w:p>
@@ -43,14 +43,14 @@
       </w:pPr>
       <w:r>
         <w:rPr>
-          <w:rFonts w:ascii="Aptos" w:cs="Aptos" w:eastAsia="Aptos" w:hAnsi="Aptos"/>
+          <w:rFonts w:ascii="Arial" w:cs="Arial" w:eastAsia="Arial" w:hAnsi="Arial"/>
           <w:b w:val="false"/>
           <w:bCs w:val="false"/>
-          <w:color w:val="3157E6"/>
+          <w:color w:val="000000"/>
           <w:sz w:val="26"/>
           <w:szCs w:val="26"/>
         </w:rPr>
-        <w:t xml:space="preserve">Dùng khi cần báo lỗi hoặc góp ý cải thiện</w:t>
+        <w:t xml:space="preserve">Dùng khi cần báo lỗi hoặc đề xuất cải thiện Medstand AI</w:t>
       </w:r>
     </w:p>
     <w:p>
@@ -60,14 +60,14 @@
       </w:pPr>
       <w:r>
         <w:rPr>
-          <w:rFonts w:ascii="Aptos" w:cs="Aptos" w:eastAsia="Aptos" w:hAnsi="Aptos"/>
+          <w:rFonts w:ascii="Arial" w:cs="Arial" w:eastAsia="Arial" w:hAnsi="Arial"/>
           <w:b w:val="false"/>
           <w:bCs w:val="false"/>
-          <w:color w:val="64748B"/>
+          <w:color w:val="4D4D4D"/>
           <w:sz w:val="19"/>
           <w:szCs w:val="19"/>
         </w:rPr>
-        <w:t xml:space="preserve">Không ghi mật khẩu, token hoặc thông tin nhạy cảm</w:t>
+        <w:t xml:space="preserve">Không ghi mật khẩu hoặc thông tin nhạy cảm</w:t>
       </w:r>
     </w:p>
     <w:tbl>
@@ -94,12 +94,12 @@
           <w:tcPr>
             <w:tcW w:type="pct" w:w="30%"/>
             <w:tcBorders>
-              <w:top w:val="single" w:color="D8E0EC" w:sz="1"/>
-              <w:left w:val="single" w:color="D8E0EC" w:sz="1"/>
-              <w:bottom w:val="single" w:color="D8E0EC" w:sz="1"/>
-              <w:right w:val="single" w:color="D8E0EC" w:sz="1"/>
-            </w:tcBorders>
-            <w:shd w:fill="3157E6" w:val="clear"/>
+              <w:top w:val="single" w:color="BFBFBF" w:sz="1"/>
+              <w:left w:val="single" w:color="BFBFBF" w:sz="1"/>
+              <w:bottom w:val="single" w:color="BFBFBF" w:sz="1"/>
+              <w:right w:val="single" w:color="BFBFBF" w:sz="1"/>
+            </w:tcBorders>
+            <w:shd w:fill="000000" w:val="clear"/>
             <w:tcMar>
               <w:top w:type="dxa" w:w="100"/>
               <w:left w:type="dxa" w:w="100"/>
@@ -114,7 +114,7 @@
             </w:pPr>
             <w:r>
               <w:rPr>
-                <w:rFonts w:ascii="Aptos" w:cs="Aptos" w:eastAsia="Aptos" w:hAnsi="Aptos"/>
+                <w:rFonts w:ascii="Arial" w:cs="Arial" w:eastAsia="Arial" w:hAnsi="Arial"/>
                 <w:b/>
                 <w:bCs/>
                 <w:color w:val="FFFFFF"/>
@@ -129,12 +129,12 @@
           <w:tcPr>
             <w:tcW w:type="pct" w:w="70%"/>
             <w:tcBorders>
-              <w:top w:val="single" w:color="D8E0EC" w:sz="1"/>
-              <w:left w:val="single" w:color="D8E0EC" w:sz="1"/>
-              <w:bottom w:val="single" w:color="D8E0EC" w:sz="1"/>
-              <w:right w:val="single" w:color="D8E0EC" w:sz="1"/>
-            </w:tcBorders>
-            <w:shd w:fill="3157E6" w:val="clear"/>
+              <w:top w:val="single" w:color="BFBFBF" w:sz="1"/>
+              <w:left w:val="single" w:color="BFBFBF" w:sz="1"/>
+              <w:bottom w:val="single" w:color="BFBFBF" w:sz="1"/>
+              <w:right w:val="single" w:color="BFBFBF" w:sz="1"/>
+            </w:tcBorders>
+            <w:shd w:fill="000000" w:val="clear"/>
             <w:tcMar>
               <w:top w:type="dxa" w:w="100"/>
               <w:left w:type="dxa" w:w="100"/>
@@ -149,7 +149,7 @@
             </w:pPr>
             <w:r>
               <w:rPr>
-                <w:rFonts w:ascii="Aptos" w:cs="Aptos" w:eastAsia="Aptos" w:hAnsi="Aptos"/>
+                <w:rFonts w:ascii="Arial" w:cs="Arial" w:eastAsia="Arial" w:hAnsi="Arial"/>
                 <w:b/>
                 <w:bCs/>
                 <w:color w:val="FFFFFF"/>
@@ -169,29 +169,29 @@
           <w:tcPr>
             <w:tcW w:type="pct" w:w="30%"/>
             <w:tcBorders>
-              <w:top w:val="single" w:color="D8E0EC" w:sz="1"/>
-              <w:left w:val="single" w:color="D8E0EC" w:sz="1"/>
-              <w:bottom w:val="single" w:color="D8E0EC" w:sz="1"/>
-              <w:right w:val="single" w:color="D8E0EC" w:sz="1"/>
-            </w:tcBorders>
-            <w:tcMar>
-              <w:top w:type="dxa" w:w="90"/>
-              <w:left w:type="dxa" w:w="100"/>
-              <w:bottom w:type="dxa" w:w="90"/>
-              <w:right w:type="dxa" w:w="100"/>
-            </w:tcMar>
-          </w:tcPr>
-          <w:p>
-            <w:pPr>
-              <w:spacing w:after="0" w:before="0" w:line="240"/>
-              <w:jc w:val="left"/>
-            </w:pPr>
-            <w:r>
-              <w:rPr>
-                <w:rFonts w:ascii="Aptos" w:cs="Aptos" w:eastAsia="Aptos" w:hAnsi="Aptos"/>
-                <w:b w:val="false"/>
-                <w:bCs w:val="false"/>
-                <w:color w:val="172554"/>
+              <w:top w:val="single" w:color="BFBFBF" w:sz="1"/>
+              <w:left w:val="single" w:color="BFBFBF" w:sz="1"/>
+              <w:bottom w:val="single" w:color="BFBFBF" w:sz="1"/>
+              <w:right w:val="single" w:color="BFBFBF" w:sz="1"/>
+            </w:tcBorders>
+            <w:tcMar>
+              <w:top w:type="dxa" w:w="90"/>
+              <w:left w:type="dxa" w:w="100"/>
+              <w:bottom w:type="dxa" w:w="90"/>
+              <w:right w:type="dxa" w:w="100"/>
+            </w:tcMar>
+          </w:tcPr>
+          <w:p>
+            <w:pPr>
+              <w:spacing w:after="0" w:before="0" w:line="240"/>
+              <w:jc w:val="left"/>
+            </w:pPr>
+            <w:r>
+              <w:rPr>
+                <w:rFonts w:ascii="Arial" w:cs="Arial" w:eastAsia="Arial" w:hAnsi="Arial"/>
+                <w:b w:val="false"/>
+                <w:bCs w:val="false"/>
+                <w:color w:val="000000"/>
                 <w:sz w:val="17"/>
                 <w:szCs w:val="17"/>
               </w:rPr>
@@ -203,29 +203,29 @@
           <w:tcPr>
             <w:tcW w:type="pct" w:w="70%"/>
             <w:tcBorders>
-              <w:top w:val="single" w:color="D8E0EC" w:sz="1"/>
-              <w:left w:val="single" w:color="D8E0EC" w:sz="1"/>
-              <w:bottom w:val="single" w:color="D8E0EC" w:sz="1"/>
-              <w:right w:val="single" w:color="D8E0EC" w:sz="1"/>
-            </w:tcBorders>
-            <w:tcMar>
-              <w:top w:type="dxa" w:w="90"/>
-              <w:left w:type="dxa" w:w="100"/>
-              <w:bottom w:type="dxa" w:w="90"/>
-              <w:right w:type="dxa" w:w="100"/>
-            </w:tcMar>
-          </w:tcPr>
-          <w:p>
-            <w:pPr>
-              <w:spacing w:after="0" w:before="0" w:line="240"/>
-              <w:jc w:val="left"/>
-            </w:pPr>
-            <w:r>
-              <w:rPr>
-                <w:rFonts w:ascii="Aptos" w:cs="Aptos" w:eastAsia="Aptos" w:hAnsi="Aptos"/>
-                <w:b w:val="false"/>
-                <w:bCs w:val="false"/>
-                <w:color w:val="172554"/>
+              <w:top w:val="single" w:color="BFBFBF" w:sz="1"/>
+              <w:left w:val="single" w:color="BFBFBF" w:sz="1"/>
+              <w:bottom w:val="single" w:color="BFBFBF" w:sz="1"/>
+              <w:right w:val="single" w:color="BFBFBF" w:sz="1"/>
+            </w:tcBorders>
+            <w:tcMar>
+              <w:top w:type="dxa" w:w="90"/>
+              <w:left w:type="dxa" w:w="100"/>
+              <w:bottom w:type="dxa" w:w="90"/>
+              <w:right w:type="dxa" w:w="100"/>
+            </w:tcMar>
+          </w:tcPr>
+          <w:p>
+            <w:pPr>
+              <w:spacing w:after="0" w:before="0" w:line="240"/>
+              <w:jc w:val="left"/>
+            </w:pPr>
+            <w:r>
+              <w:rPr>
+                <w:rFonts w:ascii="Arial" w:cs="Arial" w:eastAsia="Arial" w:hAnsi="Arial"/>
+                <w:b w:val="false"/>
+                <w:bCs w:val="false"/>
+                <w:color w:val="000000"/>
                 <w:sz w:val="17"/>
                 <w:szCs w:val="17"/>
               </w:rPr>
@@ -242,30 +242,30 @@
           <w:tcPr>
             <w:tcW w:type="pct" w:w="30%"/>
             <w:tcBorders>
-              <w:top w:val="single" w:color="D8E0EC" w:sz="1"/>
-              <w:left w:val="single" w:color="D8E0EC" w:sz="1"/>
-              <w:bottom w:val="single" w:color="D8E0EC" w:sz="1"/>
-              <w:right w:val="single" w:color="D8E0EC" w:sz="1"/>
-            </w:tcBorders>
-            <w:shd w:fill="F6F8FC" w:val="clear"/>
-            <w:tcMar>
-              <w:top w:type="dxa" w:w="90"/>
-              <w:left w:type="dxa" w:w="100"/>
-              <w:bottom w:type="dxa" w:w="90"/>
-              <w:right w:type="dxa" w:w="100"/>
-            </w:tcMar>
-          </w:tcPr>
-          <w:p>
-            <w:pPr>
-              <w:spacing w:after="0" w:before="0" w:line="240"/>
-              <w:jc w:val="left"/>
-            </w:pPr>
-            <w:r>
-              <w:rPr>
-                <w:rFonts w:ascii="Aptos" w:cs="Aptos" w:eastAsia="Aptos" w:hAnsi="Aptos"/>
-                <w:b w:val="false"/>
-                <w:bCs w:val="false"/>
-                <w:color w:val="172554"/>
+              <w:top w:val="single" w:color="BFBFBF" w:sz="1"/>
+              <w:left w:val="single" w:color="BFBFBF" w:sz="1"/>
+              <w:bottom w:val="single" w:color="BFBFBF" w:sz="1"/>
+              <w:right w:val="single" w:color="BFBFBF" w:sz="1"/>
+            </w:tcBorders>
+            <w:shd w:fill="F7F7F7" w:val="clear"/>
+            <w:tcMar>
+              <w:top w:type="dxa" w:w="90"/>
+              <w:left w:type="dxa" w:w="100"/>
+              <w:bottom w:type="dxa" w:w="90"/>
+              <w:right w:type="dxa" w:w="100"/>
+            </w:tcMar>
+          </w:tcPr>
+          <w:p>
+            <w:pPr>
+              <w:spacing w:after="0" w:before="0" w:line="240"/>
+              <w:jc w:val="left"/>
+            </w:pPr>
+            <w:r>
+              <w:rPr>
+                <w:rFonts w:ascii="Arial" w:cs="Arial" w:eastAsia="Arial" w:hAnsi="Arial"/>
+                <w:b w:val="false"/>
+                <w:bCs w:val="false"/>
+                <w:color w:val="000000"/>
                 <w:sz w:val="17"/>
                 <w:szCs w:val="17"/>
               </w:rPr>
@@ -277,34 +277,34 @@
           <w:tcPr>
             <w:tcW w:type="pct" w:w="70%"/>
             <w:tcBorders>
-              <w:top w:val="single" w:color="D8E0EC" w:sz="1"/>
-              <w:left w:val="single" w:color="D8E0EC" w:sz="1"/>
-              <w:bottom w:val="single" w:color="D8E0EC" w:sz="1"/>
-              <w:right w:val="single" w:color="D8E0EC" w:sz="1"/>
-            </w:tcBorders>
-            <w:shd w:fill="F6F8FC" w:val="clear"/>
-            <w:tcMar>
-              <w:top w:type="dxa" w:w="90"/>
-              <w:left w:type="dxa" w:w="100"/>
-              <w:bottom w:type="dxa" w:w="90"/>
-              <w:right w:type="dxa" w:w="100"/>
-            </w:tcMar>
-          </w:tcPr>
-          <w:p>
-            <w:pPr>
-              <w:spacing w:after="0" w:before="0" w:line="240"/>
-              <w:jc w:val="left"/>
-            </w:pPr>
-            <w:r>
-              <w:rPr>
-                <w:rFonts w:ascii="Aptos" w:cs="Aptos" w:eastAsia="Aptos" w:hAnsi="Aptos"/>
-                <w:b w:val="false"/>
-                <w:bCs w:val="false"/>
-                <w:color w:val="172554"/>
-                <w:sz w:val="17"/>
-                <w:szCs w:val="17"/>
-              </w:rPr>
-              <w:t xml:space="preserve">Sale / Quản lý</w:t>
+              <w:top w:val="single" w:color="BFBFBF" w:sz="1"/>
+              <w:left w:val="single" w:color="BFBFBF" w:sz="1"/>
+              <w:bottom w:val="single" w:color="BFBFBF" w:sz="1"/>
+              <w:right w:val="single" w:color="BFBFBF" w:sz="1"/>
+            </w:tcBorders>
+            <w:shd w:fill="F7F7F7" w:val="clear"/>
+            <w:tcMar>
+              <w:top w:type="dxa" w:w="90"/>
+              <w:left w:type="dxa" w:w="100"/>
+              <w:bottom w:type="dxa" w:w="90"/>
+              <w:right w:type="dxa" w:w="100"/>
+            </w:tcMar>
+          </w:tcPr>
+          <w:p>
+            <w:pPr>
+              <w:spacing w:after="0" w:before="0" w:line="240"/>
+              <w:jc w:val="left"/>
+            </w:pPr>
+            <w:r>
+              <w:rPr>
+                <w:rFonts w:ascii="Arial" w:cs="Arial" w:eastAsia="Arial" w:hAnsi="Arial"/>
+                <w:b w:val="false"/>
+                <w:bCs w:val="false"/>
+                <w:color w:val="000000"/>
+                <w:sz w:val="17"/>
+                <w:szCs w:val="17"/>
+              </w:rPr>
+              <w:t xml:space="preserve">Nhân viên kinh doanh / Quản lý</w:t>
             </w:r>
           </w:p>
         </w:tc>
@@ -317,29 +317,29 @@
           <w:tcPr>
             <w:tcW w:type="pct" w:w="30%"/>
             <w:tcBorders>
-              <w:top w:val="single" w:color="D8E0EC" w:sz="1"/>
-              <w:left w:val="single" w:color="D8E0EC" w:sz="1"/>
-              <w:bottom w:val="single" w:color="D8E0EC" w:sz="1"/>
-              <w:right w:val="single" w:color="D8E0EC" w:sz="1"/>
-            </w:tcBorders>
-            <w:tcMar>
-              <w:top w:type="dxa" w:w="90"/>
-              <w:left w:type="dxa" w:w="100"/>
-              <w:bottom w:type="dxa" w:w="90"/>
-              <w:right w:type="dxa" w:w="100"/>
-            </w:tcMar>
-          </w:tcPr>
-          <w:p>
-            <w:pPr>
-              <w:spacing w:after="0" w:before="0" w:line="240"/>
-              <w:jc w:val="left"/>
-            </w:pPr>
-            <w:r>
-              <w:rPr>
-                <w:rFonts w:ascii="Aptos" w:cs="Aptos" w:eastAsia="Aptos" w:hAnsi="Aptos"/>
-                <w:b w:val="false"/>
-                <w:bCs w:val="false"/>
-                <w:color w:val="172554"/>
+              <w:top w:val="single" w:color="BFBFBF" w:sz="1"/>
+              <w:left w:val="single" w:color="BFBFBF" w:sz="1"/>
+              <w:bottom w:val="single" w:color="BFBFBF" w:sz="1"/>
+              <w:right w:val="single" w:color="BFBFBF" w:sz="1"/>
+            </w:tcBorders>
+            <w:tcMar>
+              <w:top w:type="dxa" w:w="90"/>
+              <w:left w:type="dxa" w:w="100"/>
+              <w:bottom w:type="dxa" w:w="90"/>
+              <w:right w:type="dxa" w:w="100"/>
+            </w:tcMar>
+          </w:tcPr>
+          <w:p>
+            <w:pPr>
+              <w:spacing w:after="0" w:before="0" w:line="240"/>
+              <w:jc w:val="left"/>
+            </w:pPr>
+            <w:r>
+              <w:rPr>
+                <w:rFonts w:ascii="Arial" w:cs="Arial" w:eastAsia="Arial" w:hAnsi="Arial"/>
+                <w:b w:val="false"/>
+                <w:bCs w:val="false"/>
+                <w:color w:val="000000"/>
                 <w:sz w:val="17"/>
                 <w:szCs w:val="17"/>
               </w:rPr>
@@ -351,29 +351,29 @@
           <w:tcPr>
             <w:tcW w:type="pct" w:w="70%"/>
             <w:tcBorders>
-              <w:top w:val="single" w:color="D8E0EC" w:sz="1"/>
-              <w:left w:val="single" w:color="D8E0EC" w:sz="1"/>
-              <w:bottom w:val="single" w:color="D8E0EC" w:sz="1"/>
-              <w:right w:val="single" w:color="D8E0EC" w:sz="1"/>
-            </w:tcBorders>
-            <w:tcMar>
-              <w:top w:type="dxa" w:w="90"/>
-              <w:left w:type="dxa" w:w="100"/>
-              <w:bottom w:type="dxa" w:w="90"/>
-              <w:right w:type="dxa" w:w="100"/>
-            </w:tcMar>
-          </w:tcPr>
-          <w:p>
-            <w:pPr>
-              <w:spacing w:after="0" w:before="0" w:line="240"/>
-              <w:jc w:val="left"/>
-            </w:pPr>
-            <w:r>
-              <w:rPr>
-                <w:rFonts w:ascii="Aptos" w:cs="Aptos" w:eastAsia="Aptos" w:hAnsi="Aptos"/>
-                <w:b w:val="false"/>
-                <w:bCs w:val="false"/>
-                <w:color w:val="172554"/>
+              <w:top w:val="single" w:color="BFBFBF" w:sz="1"/>
+              <w:left w:val="single" w:color="BFBFBF" w:sz="1"/>
+              <w:bottom w:val="single" w:color="BFBFBF" w:sz="1"/>
+              <w:right w:val="single" w:color="BFBFBF" w:sz="1"/>
+            </w:tcBorders>
+            <w:tcMar>
+              <w:top w:type="dxa" w:w="90"/>
+              <w:left w:type="dxa" w:w="100"/>
+              <w:bottom w:type="dxa" w:w="90"/>
+              <w:right w:type="dxa" w:w="100"/>
+            </w:tcMar>
+          </w:tcPr>
+          <w:p>
+            <w:pPr>
+              <w:spacing w:after="0" w:before="0" w:line="240"/>
+              <w:jc w:val="left"/>
+            </w:pPr>
+            <w:r>
+              <w:rPr>
+                <w:rFonts w:ascii="Arial" w:cs="Arial" w:eastAsia="Arial" w:hAnsi="Arial"/>
+                <w:b w:val="false"/>
+                <w:bCs w:val="false"/>
+                <w:color w:val="000000"/>
                 <w:sz w:val="17"/>
                 <w:szCs w:val="17"/>
               </w:rPr>
@@ -390,30 +390,30 @@
           <w:tcPr>
             <w:tcW w:type="pct" w:w="30%"/>
             <w:tcBorders>
-              <w:top w:val="single" w:color="D8E0EC" w:sz="1"/>
-              <w:left w:val="single" w:color="D8E0EC" w:sz="1"/>
-              <w:bottom w:val="single" w:color="D8E0EC" w:sz="1"/>
-              <w:right w:val="single" w:color="D8E0EC" w:sz="1"/>
-            </w:tcBorders>
-            <w:shd w:fill="F6F8FC" w:val="clear"/>
-            <w:tcMar>
-              <w:top w:type="dxa" w:w="90"/>
-              <w:left w:type="dxa" w:w="100"/>
-              <w:bottom w:type="dxa" w:w="90"/>
-              <w:right w:type="dxa" w:w="100"/>
-            </w:tcMar>
-          </w:tcPr>
-          <w:p>
-            <w:pPr>
-              <w:spacing w:after="0" w:before="0" w:line="240"/>
-              <w:jc w:val="left"/>
-            </w:pPr>
-            <w:r>
-              <w:rPr>
-                <w:rFonts w:ascii="Aptos" w:cs="Aptos" w:eastAsia="Aptos" w:hAnsi="Aptos"/>
-                <w:b w:val="false"/>
-                <w:bCs w:val="false"/>
-                <w:color w:val="172554"/>
+              <w:top w:val="single" w:color="BFBFBF" w:sz="1"/>
+              <w:left w:val="single" w:color="BFBFBF" w:sz="1"/>
+              <w:bottom w:val="single" w:color="BFBFBF" w:sz="1"/>
+              <w:right w:val="single" w:color="BFBFBF" w:sz="1"/>
+            </w:tcBorders>
+            <w:shd w:fill="F7F7F7" w:val="clear"/>
+            <w:tcMar>
+              <w:top w:type="dxa" w:w="90"/>
+              <w:left w:type="dxa" w:w="100"/>
+              <w:bottom w:type="dxa" w:w="90"/>
+              <w:right w:type="dxa" w:w="100"/>
+            </w:tcMar>
+          </w:tcPr>
+          <w:p>
+            <w:pPr>
+              <w:spacing w:after="0" w:before="0" w:line="240"/>
+              <w:jc w:val="left"/>
+            </w:pPr>
+            <w:r>
+              <w:rPr>
+                <w:rFonts w:ascii="Arial" w:cs="Arial" w:eastAsia="Arial" w:hAnsi="Arial"/>
+                <w:b w:val="false"/>
+                <w:bCs w:val="false"/>
+                <w:color w:val="000000"/>
                 <w:sz w:val="17"/>
                 <w:szCs w:val="17"/>
               </w:rPr>
@@ -425,34 +425,34 @@
           <w:tcPr>
             <w:tcW w:type="pct" w:w="70%"/>
             <w:tcBorders>
-              <w:top w:val="single" w:color="D8E0EC" w:sz="1"/>
-              <w:left w:val="single" w:color="D8E0EC" w:sz="1"/>
-              <w:bottom w:val="single" w:color="D8E0EC" w:sz="1"/>
-              <w:right w:val="single" w:color="D8E0EC" w:sz="1"/>
-            </w:tcBorders>
-            <w:shd w:fill="F6F8FC" w:val="clear"/>
-            <w:tcMar>
-              <w:top w:type="dxa" w:w="90"/>
-              <w:left w:type="dxa" w:w="100"/>
-              <w:bottom w:type="dxa" w:w="90"/>
-              <w:right w:type="dxa" w:w="100"/>
-            </w:tcMar>
-          </w:tcPr>
-          <w:p>
-            <w:pPr>
-              <w:spacing w:after="0" w:before="0" w:line="240"/>
-              <w:jc w:val="left"/>
-            </w:pPr>
-            <w:r>
-              <w:rPr>
-                <w:rFonts w:ascii="Aptos" w:cs="Aptos" w:eastAsia="Aptos" w:hAnsi="Aptos"/>
-                <w:b w:val="false"/>
-                <w:bCs w:val="false"/>
-                <w:color w:val="172554"/>
-                <w:sz w:val="17"/>
-                <w:szCs w:val="17"/>
-              </w:rPr>
-              <w:t xml:space="preserve">dd/MM/yyyy HH:mm</w:t>
+              <w:top w:val="single" w:color="BFBFBF" w:sz="1"/>
+              <w:left w:val="single" w:color="BFBFBF" w:sz="1"/>
+              <w:bottom w:val="single" w:color="BFBFBF" w:sz="1"/>
+              <w:right w:val="single" w:color="BFBFBF" w:sz="1"/>
+            </w:tcBorders>
+            <w:shd w:fill="F7F7F7" w:val="clear"/>
+            <w:tcMar>
+              <w:top w:type="dxa" w:w="90"/>
+              <w:left w:type="dxa" w:w="100"/>
+              <w:bottom w:type="dxa" w:w="90"/>
+              <w:right w:type="dxa" w:w="100"/>
+            </w:tcMar>
+          </w:tcPr>
+          <w:p>
+            <w:pPr>
+              <w:spacing w:after="0" w:before="0" w:line="240"/>
+              <w:jc w:val="left"/>
+            </w:pPr>
+            <w:r>
+              <w:rPr>
+                <w:rFonts w:ascii="Arial" w:cs="Arial" w:eastAsia="Arial" w:hAnsi="Arial"/>
+                <w:b w:val="false"/>
+                <w:bCs w:val="false"/>
+                <w:color w:val="000000"/>
+                <w:sz w:val="17"/>
+                <w:szCs w:val="17"/>
+              </w:rPr>
+              <w:t xml:space="preserve">Ngày ...../...../.........., lúc ..... giờ ..... phút</w:t>
             </w:r>
           </w:p>
         </w:tc>
@@ -465,33 +465,33 @@
           <w:tcPr>
             <w:tcW w:type="pct" w:w="30%"/>
             <w:tcBorders>
-              <w:top w:val="single" w:color="D8E0EC" w:sz="1"/>
-              <w:left w:val="single" w:color="D8E0EC" w:sz="1"/>
-              <w:bottom w:val="single" w:color="D8E0EC" w:sz="1"/>
-              <w:right w:val="single" w:color="D8E0EC" w:sz="1"/>
-            </w:tcBorders>
-            <w:tcMar>
-              <w:top w:type="dxa" w:w="90"/>
-              <w:left w:type="dxa" w:w="100"/>
-              <w:bottom w:type="dxa" w:w="90"/>
-              <w:right w:type="dxa" w:w="100"/>
-            </w:tcMar>
-          </w:tcPr>
-          <w:p>
-            <w:pPr>
-              <w:spacing w:after="0" w:before="0" w:line="240"/>
-              <w:jc w:val="left"/>
-            </w:pPr>
-            <w:r>
-              <w:rPr>
-                <w:rFonts w:ascii="Aptos" w:cs="Aptos" w:eastAsia="Aptos" w:hAnsi="Aptos"/>
-                <w:b w:val="false"/>
-                <w:bCs w:val="false"/>
-                <w:color w:val="172554"/>
-                <w:sz w:val="17"/>
-                <w:szCs w:val="17"/>
-              </w:rPr>
-              <w:t xml:space="preserve">Màn hình/chức năng</w:t>
+              <w:top w:val="single" w:color="BFBFBF" w:sz="1"/>
+              <w:left w:val="single" w:color="BFBFBF" w:sz="1"/>
+              <w:bottom w:val="single" w:color="BFBFBF" w:sz="1"/>
+              <w:right w:val="single" w:color="BFBFBF" w:sz="1"/>
+            </w:tcBorders>
+            <w:tcMar>
+              <w:top w:type="dxa" w:w="90"/>
+              <w:left w:type="dxa" w:w="100"/>
+              <w:bottom w:type="dxa" w:w="90"/>
+              <w:right w:type="dxa" w:w="100"/>
+            </w:tcMar>
+          </w:tcPr>
+          <w:p>
+            <w:pPr>
+              <w:spacing w:after="0" w:before="0" w:line="240"/>
+              <w:jc w:val="left"/>
+            </w:pPr>
+            <w:r>
+              <w:rPr>
+                <w:rFonts w:ascii="Arial" w:cs="Arial" w:eastAsia="Arial" w:hAnsi="Arial"/>
+                <w:b w:val="false"/>
+                <w:bCs w:val="false"/>
+                <w:color w:val="000000"/>
+                <w:sz w:val="17"/>
+                <w:szCs w:val="17"/>
+              </w:rPr>
+              <w:t xml:space="preserve">Màn hình hoặc chức năng</w:t>
             </w:r>
           </w:p>
         </w:tc>
@@ -499,29 +499,29 @@
           <w:tcPr>
             <w:tcW w:type="pct" w:w="70%"/>
             <w:tcBorders>
-              <w:top w:val="single" w:color="D8E0EC" w:sz="1"/>
-              <w:left w:val="single" w:color="D8E0EC" w:sz="1"/>
-              <w:bottom w:val="single" w:color="D8E0EC" w:sz="1"/>
-              <w:right w:val="single" w:color="D8E0EC" w:sz="1"/>
-            </w:tcBorders>
-            <w:tcMar>
-              <w:top w:type="dxa" w:w="90"/>
-              <w:left w:type="dxa" w:w="100"/>
-              <w:bottom w:type="dxa" w:w="90"/>
-              <w:right w:type="dxa" w:w="100"/>
-            </w:tcMar>
-          </w:tcPr>
-          <w:p>
-            <w:pPr>
-              <w:spacing w:after="0" w:before="0" w:line="240"/>
-              <w:jc w:val="left"/>
-            </w:pPr>
-            <w:r>
-              <w:rPr>
-                <w:rFonts w:ascii="Aptos" w:cs="Aptos" w:eastAsia="Aptos" w:hAnsi="Aptos"/>
-                <w:b w:val="false"/>
-                <w:bCs w:val="false"/>
-                <w:color w:val="172554"/>
+              <w:top w:val="single" w:color="BFBFBF" w:sz="1"/>
+              <w:left w:val="single" w:color="BFBFBF" w:sz="1"/>
+              <w:bottom w:val="single" w:color="BFBFBF" w:sz="1"/>
+              <w:right w:val="single" w:color="BFBFBF" w:sz="1"/>
+            </w:tcBorders>
+            <w:tcMar>
+              <w:top w:type="dxa" w:w="90"/>
+              <w:left w:type="dxa" w:w="100"/>
+              <w:bottom w:type="dxa" w:w="90"/>
+              <w:right w:type="dxa" w:w="100"/>
+            </w:tcMar>
+          </w:tcPr>
+          <w:p>
+            <w:pPr>
+              <w:spacing w:after="0" w:before="0" w:line="240"/>
+              <w:jc w:val="left"/>
+            </w:pPr>
+            <w:r>
+              <w:rPr>
+                <w:rFonts w:ascii="Arial" w:cs="Arial" w:eastAsia="Arial" w:hAnsi="Arial"/>
+                <w:b w:val="false"/>
+                <w:bCs w:val="false"/>
+                <w:color w:val="000000"/>
                 <w:sz w:val="17"/>
                 <w:szCs w:val="17"/>
               </w:rPr>
@@ -538,34 +538,34 @@
           <w:tcPr>
             <w:tcW w:type="pct" w:w="30%"/>
             <w:tcBorders>
-              <w:top w:val="single" w:color="D8E0EC" w:sz="1"/>
-              <w:left w:val="single" w:color="D8E0EC" w:sz="1"/>
-              <w:bottom w:val="single" w:color="D8E0EC" w:sz="1"/>
-              <w:right w:val="single" w:color="D8E0EC" w:sz="1"/>
-            </w:tcBorders>
-            <w:shd w:fill="F6F8FC" w:val="clear"/>
-            <w:tcMar>
-              <w:top w:type="dxa" w:w="90"/>
-              <w:left w:type="dxa" w:w="100"/>
-              <w:bottom w:type="dxa" w:w="90"/>
-              <w:right w:type="dxa" w:w="100"/>
-            </w:tcMar>
-          </w:tcPr>
-          <w:p>
-            <w:pPr>
-              <w:spacing w:after="0" w:before="0" w:line="240"/>
-              <w:jc w:val="left"/>
-            </w:pPr>
-            <w:r>
-              <w:rPr>
-                <w:rFonts w:ascii="Aptos" w:cs="Aptos" w:eastAsia="Aptos" w:hAnsi="Aptos"/>
-                <w:b w:val="false"/>
-                <w:bCs w:val="false"/>
-                <w:color w:val="172554"/>
-                <w:sz w:val="17"/>
-                <w:szCs w:val="17"/>
-              </w:rPr>
-              <w:t xml:space="preserve">Câu hỏi hoặc thao tác</w:t>
+              <w:top w:val="single" w:color="BFBFBF" w:sz="1"/>
+              <w:left w:val="single" w:color="BFBFBF" w:sz="1"/>
+              <w:bottom w:val="single" w:color="BFBFBF" w:sz="1"/>
+              <w:right w:val="single" w:color="BFBFBF" w:sz="1"/>
+            </w:tcBorders>
+            <w:shd w:fill="F7F7F7" w:val="clear"/>
+            <w:tcMar>
+              <w:top w:type="dxa" w:w="90"/>
+              <w:left w:type="dxa" w:w="100"/>
+              <w:bottom w:type="dxa" w:w="90"/>
+              <w:right w:type="dxa" w:w="100"/>
+            </w:tcMar>
+          </w:tcPr>
+          <w:p>
+            <w:pPr>
+              <w:spacing w:after="0" w:before="0" w:line="240"/>
+              <w:jc w:val="left"/>
+            </w:pPr>
+            <w:r>
+              <w:rPr>
+                <w:rFonts w:ascii="Arial" w:cs="Arial" w:eastAsia="Arial" w:hAnsi="Arial"/>
+                <w:b w:val="false"/>
+                <w:bCs w:val="false"/>
+                <w:color w:val="000000"/>
+                <w:sz w:val="17"/>
+                <w:szCs w:val="17"/>
+              </w:rPr>
+              <w:t xml:space="preserve">Câu hỏi hoặc thao tác đã thực hiện</w:t>
             </w:r>
           </w:p>
         </w:tc>
@@ -573,30 +573,30 @@
           <w:tcPr>
             <w:tcW w:type="pct" w:w="70%"/>
             <w:tcBorders>
-              <w:top w:val="single" w:color="D8E0EC" w:sz="1"/>
-              <w:left w:val="single" w:color="D8E0EC" w:sz="1"/>
-              <w:bottom w:val="single" w:color="D8E0EC" w:sz="1"/>
-              <w:right w:val="single" w:color="D8E0EC" w:sz="1"/>
-            </w:tcBorders>
-            <w:shd w:fill="F6F8FC" w:val="clear"/>
-            <w:tcMar>
-              <w:top w:type="dxa" w:w="90"/>
-              <w:left w:type="dxa" w:w="100"/>
-              <w:bottom w:type="dxa" w:w="90"/>
-              <w:right w:type="dxa" w:w="100"/>
-            </w:tcMar>
-          </w:tcPr>
-          <w:p>
-            <w:pPr>
-              <w:spacing w:after="0" w:before="0" w:line="240"/>
-              <w:jc w:val="left"/>
-            </w:pPr>
-            <w:r>
-              <w:rPr>
-                <w:rFonts w:ascii="Aptos" w:cs="Aptos" w:eastAsia="Aptos" w:hAnsi="Aptos"/>
-                <w:b w:val="false"/>
-                <w:bCs w:val="false"/>
-                <w:color w:val="172554"/>
+              <w:top w:val="single" w:color="BFBFBF" w:sz="1"/>
+              <w:left w:val="single" w:color="BFBFBF" w:sz="1"/>
+              <w:bottom w:val="single" w:color="BFBFBF" w:sz="1"/>
+              <w:right w:val="single" w:color="BFBFBF" w:sz="1"/>
+            </w:tcBorders>
+            <w:shd w:fill="F7F7F7" w:val="clear"/>
+            <w:tcMar>
+              <w:top w:type="dxa" w:w="90"/>
+              <w:left w:type="dxa" w:w="100"/>
+              <w:bottom w:type="dxa" w:w="90"/>
+              <w:right w:type="dxa" w:w="100"/>
+            </w:tcMar>
+          </w:tcPr>
+          <w:p>
+            <w:pPr>
+              <w:spacing w:after="0" w:before="0" w:line="240"/>
+              <w:jc w:val="left"/>
+            </w:pPr>
+            <w:r>
+              <w:rPr>
+                <w:rFonts w:ascii="Arial" w:cs="Arial" w:eastAsia="Arial" w:hAnsi="Arial"/>
+                <w:b w:val="false"/>
+                <w:bCs w:val="false"/>
+                <w:color w:val="000000"/>
                 <w:sz w:val="17"/>
                 <w:szCs w:val="17"/>
               </w:rPr>
@@ -613,29 +613,29 @@
           <w:tcPr>
             <w:tcW w:type="pct" w:w="30%"/>
             <w:tcBorders>
-              <w:top w:val="single" w:color="D8E0EC" w:sz="1"/>
-              <w:left w:val="single" w:color="D8E0EC" w:sz="1"/>
-              <w:bottom w:val="single" w:color="D8E0EC" w:sz="1"/>
-              <w:right w:val="single" w:color="D8E0EC" w:sz="1"/>
-            </w:tcBorders>
-            <w:tcMar>
-              <w:top w:type="dxa" w:w="90"/>
-              <w:left w:type="dxa" w:w="100"/>
-              <w:bottom w:type="dxa" w:w="90"/>
-              <w:right w:type="dxa" w:w="100"/>
-            </w:tcMar>
-          </w:tcPr>
-          <w:p>
-            <w:pPr>
-              <w:spacing w:after="0" w:before="0" w:line="240"/>
-              <w:jc w:val="left"/>
-            </w:pPr>
-            <w:r>
-              <w:rPr>
-                <w:rFonts w:ascii="Aptos" w:cs="Aptos" w:eastAsia="Aptos" w:hAnsi="Aptos"/>
-                <w:b w:val="false"/>
-                <w:bCs w:val="false"/>
-                <w:color w:val="172554"/>
+              <w:top w:val="single" w:color="BFBFBF" w:sz="1"/>
+              <w:left w:val="single" w:color="BFBFBF" w:sz="1"/>
+              <w:bottom w:val="single" w:color="BFBFBF" w:sz="1"/>
+              <w:right w:val="single" w:color="BFBFBF" w:sz="1"/>
+            </w:tcBorders>
+            <w:tcMar>
+              <w:top w:type="dxa" w:w="90"/>
+              <w:left w:type="dxa" w:w="100"/>
+              <w:bottom w:type="dxa" w:w="90"/>
+              <w:right w:type="dxa" w:w="100"/>
+            </w:tcMar>
+          </w:tcPr>
+          <w:p>
+            <w:pPr>
+              <w:spacing w:after="0" w:before="0" w:line="240"/>
+              <w:jc w:val="left"/>
+            </w:pPr>
+            <w:r>
+              <w:rPr>
+                <w:rFonts w:ascii="Arial" w:cs="Arial" w:eastAsia="Arial" w:hAnsi="Arial"/>
+                <w:b w:val="false"/>
+                <w:bCs w:val="false"/>
+                <w:color w:val="000000"/>
                 <w:sz w:val="17"/>
                 <w:szCs w:val="17"/>
               </w:rPr>
@@ -647,29 +647,29 @@
           <w:tcPr>
             <w:tcW w:type="pct" w:w="70%"/>
             <w:tcBorders>
-              <w:top w:val="single" w:color="D8E0EC" w:sz="1"/>
-              <w:left w:val="single" w:color="D8E0EC" w:sz="1"/>
-              <w:bottom w:val="single" w:color="D8E0EC" w:sz="1"/>
-              <w:right w:val="single" w:color="D8E0EC" w:sz="1"/>
-            </w:tcBorders>
-            <w:tcMar>
-              <w:top w:type="dxa" w:w="90"/>
-              <w:left w:type="dxa" w:w="100"/>
-              <w:bottom w:type="dxa" w:w="90"/>
-              <w:right w:type="dxa" w:w="100"/>
-            </w:tcMar>
-          </w:tcPr>
-          <w:p>
-            <w:pPr>
-              <w:spacing w:after="0" w:before="0" w:line="240"/>
-              <w:jc w:val="left"/>
-            </w:pPr>
-            <w:r>
-              <w:rPr>
-                <w:rFonts w:ascii="Aptos" w:cs="Aptos" w:eastAsia="Aptos" w:hAnsi="Aptos"/>
-                <w:b w:val="false"/>
-                <w:bCs w:val="false"/>
-                <w:color w:val="172554"/>
+              <w:top w:val="single" w:color="BFBFBF" w:sz="1"/>
+              <w:left w:val="single" w:color="BFBFBF" w:sz="1"/>
+              <w:bottom w:val="single" w:color="BFBFBF" w:sz="1"/>
+              <w:right w:val="single" w:color="BFBFBF" w:sz="1"/>
+            </w:tcBorders>
+            <w:tcMar>
+              <w:top w:type="dxa" w:w="90"/>
+              <w:left w:type="dxa" w:w="100"/>
+              <w:bottom w:type="dxa" w:w="90"/>
+              <w:right w:type="dxa" w:w="100"/>
+            </w:tcMar>
+          </w:tcPr>
+          <w:p>
+            <w:pPr>
+              <w:spacing w:after="0" w:before="0" w:line="240"/>
+              <w:jc w:val="left"/>
+            </w:pPr>
+            <w:r>
+              <w:rPr>
+                <w:rFonts w:ascii="Arial" w:cs="Arial" w:eastAsia="Arial" w:hAnsi="Arial"/>
+                <w:b w:val="false"/>
+                <w:bCs w:val="false"/>
+                <w:color w:val="000000"/>
                 <w:sz w:val="17"/>
                 <w:szCs w:val="17"/>
               </w:rPr>
@@ -686,30 +686,30 @@
           <w:tcPr>
             <w:tcW w:type="pct" w:w="30%"/>
             <w:tcBorders>
-              <w:top w:val="single" w:color="D8E0EC" w:sz="1"/>
-              <w:left w:val="single" w:color="D8E0EC" w:sz="1"/>
-              <w:bottom w:val="single" w:color="D8E0EC" w:sz="1"/>
-              <w:right w:val="single" w:color="D8E0EC" w:sz="1"/>
-            </w:tcBorders>
-            <w:shd w:fill="F6F8FC" w:val="clear"/>
-            <w:tcMar>
-              <w:top w:type="dxa" w:w="90"/>
-              <w:left w:type="dxa" w:w="100"/>
-              <w:bottom w:type="dxa" w:w="90"/>
-              <w:right w:type="dxa" w:w="100"/>
-            </w:tcMar>
-          </w:tcPr>
-          <w:p>
-            <w:pPr>
-              <w:spacing w:after="0" w:before="0" w:line="240"/>
-              <w:jc w:val="left"/>
-            </w:pPr>
-            <w:r>
-              <w:rPr>
-                <w:rFonts w:ascii="Aptos" w:cs="Aptos" w:eastAsia="Aptos" w:hAnsi="Aptos"/>
-                <w:b w:val="false"/>
-                <w:bCs w:val="false"/>
-                <w:color w:val="172554"/>
+              <w:top w:val="single" w:color="BFBFBF" w:sz="1"/>
+              <w:left w:val="single" w:color="BFBFBF" w:sz="1"/>
+              <w:bottom w:val="single" w:color="BFBFBF" w:sz="1"/>
+              <w:right w:val="single" w:color="BFBFBF" w:sz="1"/>
+            </w:tcBorders>
+            <w:shd w:fill="F7F7F7" w:val="clear"/>
+            <w:tcMar>
+              <w:top w:type="dxa" w:w="90"/>
+              <w:left w:type="dxa" w:w="100"/>
+              <w:bottom w:type="dxa" w:w="90"/>
+              <w:right w:type="dxa" w:w="100"/>
+            </w:tcMar>
+          </w:tcPr>
+          <w:p>
+            <w:pPr>
+              <w:spacing w:after="0" w:before="0" w:line="240"/>
+              <w:jc w:val="left"/>
+            </w:pPr>
+            <w:r>
+              <w:rPr>
+                <w:rFonts w:ascii="Arial" w:cs="Arial" w:eastAsia="Arial" w:hAnsi="Arial"/>
+                <w:b w:val="false"/>
+                <w:bCs w:val="false"/>
+                <w:color w:val="000000"/>
                 <w:sz w:val="17"/>
                 <w:szCs w:val="17"/>
               </w:rPr>
@@ -721,30 +721,30 @@
           <w:tcPr>
             <w:tcW w:type="pct" w:w="70%"/>
             <w:tcBorders>
-              <w:top w:val="single" w:color="D8E0EC" w:sz="1"/>
-              <w:left w:val="single" w:color="D8E0EC" w:sz="1"/>
-              <w:bottom w:val="single" w:color="D8E0EC" w:sz="1"/>
-              <w:right w:val="single" w:color="D8E0EC" w:sz="1"/>
-            </w:tcBorders>
-            <w:shd w:fill="F6F8FC" w:val="clear"/>
-            <w:tcMar>
-              <w:top w:type="dxa" w:w="90"/>
-              <w:left w:type="dxa" w:w="100"/>
-              <w:bottom w:type="dxa" w:w="90"/>
-              <w:right w:type="dxa" w:w="100"/>
-            </w:tcMar>
-          </w:tcPr>
-          <w:p>
-            <w:pPr>
-              <w:spacing w:after="0" w:before="0" w:line="240"/>
-              <w:jc w:val="left"/>
-            </w:pPr>
-            <w:r>
-              <w:rPr>
-                <w:rFonts w:ascii="Aptos" w:cs="Aptos" w:eastAsia="Aptos" w:hAnsi="Aptos"/>
-                <w:b w:val="false"/>
-                <w:bCs w:val="false"/>
-                <w:color w:val="172554"/>
+              <w:top w:val="single" w:color="BFBFBF" w:sz="1"/>
+              <w:left w:val="single" w:color="BFBFBF" w:sz="1"/>
+              <w:bottom w:val="single" w:color="BFBFBF" w:sz="1"/>
+              <w:right w:val="single" w:color="BFBFBF" w:sz="1"/>
+            </w:tcBorders>
+            <w:shd w:fill="F7F7F7" w:val="clear"/>
+            <w:tcMar>
+              <w:top w:type="dxa" w:w="90"/>
+              <w:left w:type="dxa" w:w="100"/>
+              <w:bottom w:type="dxa" w:w="90"/>
+              <w:right w:type="dxa" w:w="100"/>
+            </w:tcMar>
+          </w:tcPr>
+          <w:p>
+            <w:pPr>
+              <w:spacing w:after="0" w:before="0" w:line="240"/>
+              <w:jc w:val="left"/>
+            </w:pPr>
+            <w:r>
+              <w:rPr>
+                <w:rFonts w:ascii="Arial" w:cs="Arial" w:eastAsia="Arial" w:hAnsi="Arial"/>
+                <w:b w:val="false"/>
+                <w:bCs w:val="false"/>
+                <w:color w:val="000000"/>
                 <w:sz w:val="17"/>
                 <w:szCs w:val="17"/>
               </w:rPr>
@@ -761,29 +761,29 @@
           <w:tcPr>
             <w:tcW w:type="pct" w:w="30%"/>
             <w:tcBorders>
-              <w:top w:val="single" w:color="D8E0EC" w:sz="1"/>
-              <w:left w:val="single" w:color="D8E0EC" w:sz="1"/>
-              <w:bottom w:val="single" w:color="D8E0EC" w:sz="1"/>
-              <w:right w:val="single" w:color="D8E0EC" w:sz="1"/>
-            </w:tcBorders>
-            <w:tcMar>
-              <w:top w:type="dxa" w:w="90"/>
-              <w:left w:type="dxa" w:w="100"/>
-              <w:bottom w:type="dxa" w:w="90"/>
-              <w:right w:type="dxa" w:w="100"/>
-            </w:tcMar>
-          </w:tcPr>
-          <w:p>
-            <w:pPr>
-              <w:spacing w:after="0" w:before="0" w:line="240"/>
-              <w:jc w:val="left"/>
-            </w:pPr>
-            <w:r>
-              <w:rPr>
-                <w:rFonts w:ascii="Aptos" w:cs="Aptos" w:eastAsia="Aptos" w:hAnsi="Aptos"/>
-                <w:b w:val="false"/>
-                <w:bCs w:val="false"/>
-                <w:color w:val="172554"/>
+              <w:top w:val="single" w:color="BFBFBF" w:sz="1"/>
+              <w:left w:val="single" w:color="BFBFBF" w:sz="1"/>
+              <w:bottom w:val="single" w:color="BFBFBF" w:sz="1"/>
+              <w:right w:val="single" w:color="BFBFBF" w:sz="1"/>
+            </w:tcBorders>
+            <w:tcMar>
+              <w:top w:type="dxa" w:w="90"/>
+              <w:left w:type="dxa" w:w="100"/>
+              <w:bottom w:type="dxa" w:w="90"/>
+              <w:right w:type="dxa" w:w="100"/>
+            </w:tcMar>
+          </w:tcPr>
+          <w:p>
+            <w:pPr>
+              <w:spacing w:after="0" w:before="0" w:line="240"/>
+              <w:jc w:val="left"/>
+            </w:pPr>
+            <w:r>
+              <w:rPr>
+                <w:rFonts w:ascii="Arial" w:cs="Arial" w:eastAsia="Arial" w:hAnsi="Arial"/>
+                <w:b w:val="false"/>
+                <w:bCs w:val="false"/>
+                <w:color w:val="000000"/>
                 <w:sz w:val="17"/>
                 <w:szCs w:val="17"/>
               </w:rPr>
@@ -795,29 +795,29 @@
           <w:tcPr>
             <w:tcW w:type="pct" w:w="70%"/>
             <w:tcBorders>
-              <w:top w:val="single" w:color="D8E0EC" w:sz="1"/>
-              <w:left w:val="single" w:color="D8E0EC" w:sz="1"/>
-              <w:bottom w:val="single" w:color="D8E0EC" w:sz="1"/>
-              <w:right w:val="single" w:color="D8E0EC" w:sz="1"/>
-            </w:tcBorders>
-            <w:tcMar>
-              <w:top w:type="dxa" w:w="90"/>
-              <w:left w:type="dxa" w:w="100"/>
-              <w:bottom w:type="dxa" w:w="90"/>
-              <w:right w:type="dxa" w:w="100"/>
-            </w:tcMar>
-          </w:tcPr>
-          <w:p>
-            <w:pPr>
-              <w:spacing w:after="0" w:before="0" w:line="240"/>
-              <w:jc w:val="left"/>
-            </w:pPr>
-            <w:r>
-              <w:rPr>
-                <w:rFonts w:ascii="Aptos" w:cs="Aptos" w:eastAsia="Aptos" w:hAnsi="Aptos"/>
-                <w:b w:val="false"/>
-                <w:bCs w:val="false"/>
-                <w:color w:val="172554"/>
+              <w:top w:val="single" w:color="BFBFBF" w:sz="1"/>
+              <w:left w:val="single" w:color="BFBFBF" w:sz="1"/>
+              <w:bottom w:val="single" w:color="BFBFBF" w:sz="1"/>
+              <w:right w:val="single" w:color="BFBFBF" w:sz="1"/>
+            </w:tcBorders>
+            <w:tcMar>
+              <w:top w:type="dxa" w:w="90"/>
+              <w:left w:type="dxa" w:w="100"/>
+              <w:bottom w:type="dxa" w:w="90"/>
+              <w:right w:type="dxa" w:w="100"/>
+            </w:tcMar>
+          </w:tcPr>
+          <w:p>
+            <w:pPr>
+              <w:spacing w:after="0" w:before="0" w:line="240"/>
+              <w:jc w:val="left"/>
+            </w:pPr>
+            <w:r>
+              <w:rPr>
+                <w:rFonts w:ascii="Arial" w:cs="Arial" w:eastAsia="Arial" w:hAnsi="Arial"/>
+                <w:b w:val="false"/>
+                <w:bCs w:val="false"/>
+                <w:color w:val="000000"/>
                 <w:sz w:val="17"/>
                 <w:szCs w:val="17"/>
               </w:rPr>
@@ -834,34 +834,34 @@
           <w:tcPr>
             <w:tcW w:type="pct" w:w="30%"/>
             <w:tcBorders>
-              <w:top w:val="single" w:color="D8E0EC" w:sz="1"/>
-              <w:left w:val="single" w:color="D8E0EC" w:sz="1"/>
-              <w:bottom w:val="single" w:color="D8E0EC" w:sz="1"/>
-              <w:right w:val="single" w:color="D8E0EC" w:sz="1"/>
-            </w:tcBorders>
-            <w:shd w:fill="F6F8FC" w:val="clear"/>
-            <w:tcMar>
-              <w:top w:type="dxa" w:w="90"/>
-              <w:left w:type="dxa" w:w="100"/>
-              <w:bottom w:type="dxa" w:w="90"/>
-              <w:right w:type="dxa" w:w="100"/>
-            </w:tcMar>
-          </w:tcPr>
-          <w:p>
-            <w:pPr>
-              <w:spacing w:after="0" w:before="0" w:line="240"/>
-              <w:jc w:val="left"/>
-            </w:pPr>
-            <w:r>
-              <w:rPr>
-                <w:rFonts w:ascii="Aptos" w:cs="Aptos" w:eastAsia="Aptos" w:hAnsi="Aptos"/>
-                <w:b w:val="false"/>
-                <w:bCs w:val="false"/>
-                <w:color w:val="172554"/>
-                <w:sz w:val="17"/>
-                <w:szCs w:val="17"/>
-              </w:rPr>
-              <w:t xml:space="preserve">Có thể lặp lại?</w:t>
+              <w:top w:val="single" w:color="BFBFBF" w:sz="1"/>
+              <w:left w:val="single" w:color="BFBFBF" w:sz="1"/>
+              <w:bottom w:val="single" w:color="BFBFBF" w:sz="1"/>
+              <w:right w:val="single" w:color="BFBFBF" w:sz="1"/>
+            </w:tcBorders>
+            <w:shd w:fill="F7F7F7" w:val="clear"/>
+            <w:tcMar>
+              <w:top w:type="dxa" w:w="90"/>
+              <w:left w:type="dxa" w:w="100"/>
+              <w:bottom w:type="dxa" w:w="90"/>
+              <w:right w:type="dxa" w:w="100"/>
+            </w:tcMar>
+          </w:tcPr>
+          <w:p>
+            <w:pPr>
+              <w:spacing w:after="0" w:before="0" w:line="240"/>
+              <w:jc w:val="left"/>
+            </w:pPr>
+            <w:r>
+              <w:rPr>
+                <w:rFonts w:ascii="Arial" w:cs="Arial" w:eastAsia="Arial" w:hAnsi="Arial"/>
+                <w:b w:val="false"/>
+                <w:bCs w:val="false"/>
+                <w:color w:val="000000"/>
+                <w:sz w:val="17"/>
+                <w:szCs w:val="17"/>
+              </w:rPr>
+              <w:t xml:space="preserve">Có thể lặp lại hiện tượng?</w:t>
             </w:r>
           </w:p>
         </w:tc>
@@ -869,30 +869,30 @@
           <w:tcPr>
             <w:tcW w:type="pct" w:w="70%"/>
             <w:tcBorders>
-              <w:top w:val="single" w:color="D8E0EC" w:sz="1"/>
-              <w:left w:val="single" w:color="D8E0EC" w:sz="1"/>
-              <w:bottom w:val="single" w:color="D8E0EC" w:sz="1"/>
-              <w:right w:val="single" w:color="D8E0EC" w:sz="1"/>
-            </w:tcBorders>
-            <w:shd w:fill="F6F8FC" w:val="clear"/>
-            <w:tcMar>
-              <w:top w:type="dxa" w:w="90"/>
-              <w:left w:type="dxa" w:w="100"/>
-              <w:bottom w:type="dxa" w:w="90"/>
-              <w:right w:type="dxa" w:w="100"/>
-            </w:tcMar>
-          </w:tcPr>
-          <w:p>
-            <w:pPr>
-              <w:spacing w:after="0" w:before="0" w:line="240"/>
-              <w:jc w:val="left"/>
-            </w:pPr>
-            <w:r>
-              <w:rPr>
-                <w:rFonts w:ascii="Aptos" w:cs="Aptos" w:eastAsia="Aptos" w:hAnsi="Aptos"/>
-                <w:b w:val="false"/>
-                <w:bCs w:val="false"/>
-                <w:color w:val="172554"/>
+              <w:top w:val="single" w:color="BFBFBF" w:sz="1"/>
+              <w:left w:val="single" w:color="BFBFBF" w:sz="1"/>
+              <w:bottom w:val="single" w:color="BFBFBF" w:sz="1"/>
+              <w:right w:val="single" w:color="BFBFBF" w:sz="1"/>
+            </w:tcBorders>
+            <w:shd w:fill="F7F7F7" w:val="clear"/>
+            <w:tcMar>
+              <w:top w:type="dxa" w:w="90"/>
+              <w:left w:type="dxa" w:w="100"/>
+              <w:bottom w:type="dxa" w:w="90"/>
+              <w:right w:type="dxa" w:w="100"/>
+            </w:tcMar>
+          </w:tcPr>
+          <w:p>
+            <w:pPr>
+              <w:spacing w:after="0" w:before="0" w:line="240"/>
+              <w:jc w:val="left"/>
+            </w:pPr>
+            <w:r>
+              <w:rPr>
+                <w:rFonts w:ascii="Arial" w:cs="Arial" w:eastAsia="Arial" w:hAnsi="Arial"/>
+                <w:b w:val="false"/>
+                <w:bCs w:val="false"/>
+                <w:color w:val="000000"/>
                 <w:sz w:val="17"/>
                 <w:szCs w:val="17"/>
               </w:rPr>
@@ -909,29 +909,29 @@
           <w:tcPr>
             <w:tcW w:type="pct" w:w="30%"/>
             <w:tcBorders>
-              <w:top w:val="single" w:color="D8E0EC" w:sz="1"/>
-              <w:left w:val="single" w:color="D8E0EC" w:sz="1"/>
-              <w:bottom w:val="single" w:color="D8E0EC" w:sz="1"/>
-              <w:right w:val="single" w:color="D8E0EC" w:sz="1"/>
-            </w:tcBorders>
-            <w:tcMar>
-              <w:top w:type="dxa" w:w="90"/>
-              <w:left w:type="dxa" w:w="100"/>
-              <w:bottom w:type="dxa" w:w="90"/>
-              <w:right w:type="dxa" w:w="100"/>
-            </w:tcMar>
-          </w:tcPr>
-          <w:p>
-            <w:pPr>
-              <w:spacing w:after="0" w:before="0" w:line="240"/>
-              <w:jc w:val="left"/>
-            </w:pPr>
-            <w:r>
-              <w:rPr>
-                <w:rFonts w:ascii="Aptos" w:cs="Aptos" w:eastAsia="Aptos" w:hAnsi="Aptos"/>
-                <w:b w:val="false"/>
-                <w:bCs w:val="false"/>
-                <w:color w:val="172554"/>
+              <w:top w:val="single" w:color="BFBFBF" w:sz="1"/>
+              <w:left w:val="single" w:color="BFBFBF" w:sz="1"/>
+              <w:bottom w:val="single" w:color="BFBFBF" w:sz="1"/>
+              <w:right w:val="single" w:color="BFBFBF" w:sz="1"/>
+            </w:tcBorders>
+            <w:tcMar>
+              <w:top w:type="dxa" w:w="90"/>
+              <w:left w:type="dxa" w:w="100"/>
+              <w:bottom w:type="dxa" w:w="90"/>
+              <w:right w:type="dxa" w:w="100"/>
+            </w:tcMar>
+          </w:tcPr>
+          <w:p>
+            <w:pPr>
+              <w:spacing w:after="0" w:before="0" w:line="240"/>
+              <w:jc w:val="left"/>
+            </w:pPr>
+            <w:r>
+              <w:rPr>
+                <w:rFonts w:ascii="Arial" w:cs="Arial" w:eastAsia="Arial" w:hAnsi="Arial"/>
+                <w:b w:val="false"/>
+                <w:bCs w:val="false"/>
+                <w:color w:val="000000"/>
                 <w:sz w:val="17"/>
                 <w:szCs w:val="17"/>
               </w:rPr>
@@ -943,33 +943,33 @@
           <w:tcPr>
             <w:tcW w:type="pct" w:w="70%"/>
             <w:tcBorders>
-              <w:top w:val="single" w:color="D8E0EC" w:sz="1"/>
-              <w:left w:val="single" w:color="D8E0EC" w:sz="1"/>
-              <w:bottom w:val="single" w:color="D8E0EC" w:sz="1"/>
-              <w:right w:val="single" w:color="D8E0EC" w:sz="1"/>
-            </w:tcBorders>
-            <w:tcMar>
-              <w:top w:type="dxa" w:w="90"/>
-              <w:left w:type="dxa" w:w="100"/>
-              <w:bottom w:type="dxa" w:w="90"/>
-              <w:right w:type="dxa" w:w="100"/>
-            </w:tcMar>
-          </w:tcPr>
-          <w:p>
-            <w:pPr>
-              <w:spacing w:after="0" w:before="0" w:line="240"/>
-              <w:jc w:val="left"/>
-            </w:pPr>
-            <w:r>
-              <w:rPr>
-                <w:rFonts w:ascii="Aptos" w:cs="Aptos" w:eastAsia="Aptos" w:hAnsi="Aptos"/>
-                <w:b w:val="false"/>
-                <w:bCs w:val="false"/>
-                <w:color w:val="172554"/>
-                <w:sz w:val="17"/>
-                <w:szCs w:val="17"/>
-              </w:rPr>
-              <w:t xml:space="preserve">Dán ảnh bên dưới hoặc gửi kèm file</w:t>
+              <w:top w:val="single" w:color="BFBFBF" w:sz="1"/>
+              <w:left w:val="single" w:color="BFBFBF" w:sz="1"/>
+              <w:bottom w:val="single" w:color="BFBFBF" w:sz="1"/>
+              <w:right w:val="single" w:color="BFBFBF" w:sz="1"/>
+            </w:tcBorders>
+            <w:tcMar>
+              <w:top w:type="dxa" w:w="90"/>
+              <w:left w:type="dxa" w:w="100"/>
+              <w:bottom w:type="dxa" w:w="90"/>
+              <w:right w:type="dxa" w:w="100"/>
+            </w:tcMar>
+          </w:tcPr>
+          <w:p>
+            <w:pPr>
+              <w:spacing w:after="0" w:before="0" w:line="240"/>
+              <w:jc w:val="left"/>
+            </w:pPr>
+            <w:r>
+              <w:rPr>
+                <w:rFonts w:ascii="Arial" w:cs="Arial" w:eastAsia="Arial" w:hAnsi="Arial"/>
+                <w:b w:val="false"/>
+                <w:bCs w:val="false"/>
+                <w:color w:val="000000"/>
+                <w:sz w:val="17"/>
+                <w:szCs w:val="17"/>
+              </w:rPr>
+              <w:t xml:space="preserve">Dán ảnh bên dưới hoặc gửi kèm tệp</w:t>
             </w:r>
           </w:p>
         </w:tc>
@@ -982,10 +982,10 @@
       </w:pPr>
       <w:r>
         <w:rPr>
-          <w:rFonts w:ascii="Aptos" w:cs="Aptos" w:eastAsia="Aptos" w:hAnsi="Aptos"/>
+          <w:rFonts w:ascii="Arial" w:cs="Arial" w:eastAsia="Arial" w:hAnsi="Arial"/>
           <w:b w:val="false"/>
           <w:bCs w:val="false"/>
-          <w:color w:val="172554"/>
+          <w:color w:val="000000"/>
           <w:sz w:val="4"/>
           <w:szCs w:val="4"/>
         </w:rPr>
@@ -1000,10 +1000,10 @@
       </w:pPr>
       <w:r>
         <w:rPr>
-          <w:rFonts w:ascii="Aptos" w:cs="Aptos" w:eastAsia="Aptos" w:hAnsi="Aptos"/>
+          <w:rFonts w:ascii="Arial" w:cs="Arial" w:eastAsia="Arial" w:hAnsi="Arial"/>
           <w:b/>
           <w:bCs/>
-          <w:color w:val="172554"/>
+          <w:color w:val="000000"/>
           <w:sz w:val="29"/>
           <w:szCs w:val="29"/>
         </w:rPr>
@@ -1017,10 +1017,10 @@
       </w:pPr>
       <w:r>
         <w:rPr>
-          <w:rFonts w:ascii="Aptos" w:cs="Aptos" w:eastAsia="Aptos" w:hAnsi="Aptos"/>
+          <w:rFonts w:ascii="Arial" w:cs="Arial" w:eastAsia="Arial" w:hAnsi="Arial"/>
           <w:b w:val="false"/>
           <w:bCs w:val="false"/>
-          <w:color w:val="D8E0EC"/>
+          <w:color w:val="BFBFBF"/>
           <w:sz w:val="16"/>
           <w:szCs w:val="16"/>
         </w:rPr>
@@ -1034,10 +1034,10 @@
       </w:pPr>
       <w:r>
         <w:rPr>
-          <w:rFonts w:ascii="Aptos" w:cs="Aptos" w:eastAsia="Aptos" w:hAnsi="Aptos"/>
+          <w:rFonts w:ascii="Arial" w:cs="Arial" w:eastAsia="Arial" w:hAnsi="Arial"/>
           <w:b w:val="false"/>
           <w:bCs w:val="false"/>
-          <w:color w:val="D8E0EC"/>
+          <w:color w:val="BFBFBF"/>
           <w:sz w:val="16"/>
           <w:szCs w:val="16"/>
         </w:rPr>
@@ -1051,10 +1051,10 @@
       </w:pPr>
       <w:r>
         <w:rPr>
-          <w:rFonts w:ascii="Aptos" w:cs="Aptos" w:eastAsia="Aptos" w:hAnsi="Aptos"/>
+          <w:rFonts w:ascii="Arial" w:cs="Arial" w:eastAsia="Arial" w:hAnsi="Arial"/>
           <w:b w:val="false"/>
           <w:bCs w:val="false"/>
-          <w:color w:val="D8E0EC"/>
+          <w:color w:val="BFBFBF"/>
           <w:sz w:val="16"/>
           <w:szCs w:val="16"/>
         </w:rPr>
@@ -1068,10 +1068,10 @@
       </w:pPr>
       <w:r>
         <w:rPr>
-          <w:rFonts w:ascii="Aptos" w:cs="Aptos" w:eastAsia="Aptos" w:hAnsi="Aptos"/>
+          <w:rFonts w:ascii="Arial" w:cs="Arial" w:eastAsia="Arial" w:hAnsi="Arial"/>
           <w:b w:val="false"/>
           <w:bCs w:val="false"/>
-          <w:color w:val="D8E0EC"/>
+          <w:color w:val="BFBFBF"/>
           <w:sz w:val="16"/>
           <w:szCs w:val="16"/>
         </w:rPr>
@@ -1085,10 +1085,10 @@
       </w:pPr>
       <w:r>
         <w:rPr>
-          <w:rFonts w:ascii="Aptos" w:cs="Aptos" w:eastAsia="Aptos" w:hAnsi="Aptos"/>
+          <w:rFonts w:ascii="Arial" w:cs="Arial" w:eastAsia="Arial" w:hAnsi="Arial"/>
           <w:b w:val="false"/>
           <w:bCs w:val="false"/>
-          <w:color w:val="D8E0EC"/>
+          <w:color w:val="BFBFBF"/>
           <w:sz w:val="16"/>
           <w:szCs w:val="16"/>
         </w:rPr>
@@ -1102,10 +1102,10 @@
       </w:pPr>
       <w:r>
         <w:rPr>
-          <w:rFonts w:ascii="Aptos" w:cs="Aptos" w:eastAsia="Aptos" w:hAnsi="Aptos"/>
+          <w:rFonts w:ascii="Arial" w:cs="Arial" w:eastAsia="Arial" w:hAnsi="Arial"/>
           <w:b w:val="false"/>
           <w:bCs w:val="false"/>
-          <w:color w:val="D8E0EC"/>
+          <w:color w:val="BFBFBF"/>
           <w:sz w:val="16"/>
           <w:szCs w:val="16"/>
         </w:rPr>
@@ -1119,10 +1119,10 @@
       </w:pPr>
       <w:r>
         <w:rPr>
-          <w:rFonts w:ascii="Aptos" w:cs="Aptos" w:eastAsia="Aptos" w:hAnsi="Aptos"/>
+          <w:rFonts w:ascii="Arial" w:cs="Arial" w:eastAsia="Arial" w:hAnsi="Arial"/>
           <w:b w:val="false"/>
           <w:bCs w:val="false"/>
-          <w:color w:val="D8E0EC"/>
+          <w:color w:val="BFBFBF"/>
           <w:sz w:val="16"/>
           <w:szCs w:val="16"/>
         </w:rPr>
@@ -1136,10 +1136,10 @@
       </w:pPr>
       <w:r>
         <w:rPr>
-          <w:rFonts w:ascii="Aptos" w:cs="Aptos" w:eastAsia="Aptos" w:hAnsi="Aptos"/>
+          <w:rFonts w:ascii="Arial" w:cs="Arial" w:eastAsia="Arial" w:hAnsi="Arial"/>
           <w:b w:val="false"/>
           <w:bCs w:val="false"/>
-          <w:color w:val="D8E0EC"/>
+          <w:color w:val="BFBFBF"/>
           <w:sz w:val="16"/>
           <w:szCs w:val="16"/>
         </w:rPr>
@@ -1153,10 +1153,10 @@
       </w:pPr>
       <w:r>
         <w:rPr>
-          <w:rFonts w:ascii="Aptos" w:cs="Aptos" w:eastAsia="Aptos" w:hAnsi="Aptos"/>
+          <w:rFonts w:ascii="Arial" w:cs="Arial" w:eastAsia="Arial" w:hAnsi="Arial"/>
           <w:b w:val="false"/>
           <w:bCs w:val="false"/>
-          <w:color w:val="D8E0EC"/>
+          <w:color w:val="BFBFBF"/>
           <w:sz w:val="16"/>
           <w:szCs w:val="16"/>
         </w:rPr>
@@ -1170,10 +1170,10 @@
       </w:pPr>
       <w:r>
         <w:rPr>
-          <w:rFonts w:ascii="Aptos" w:cs="Aptos" w:eastAsia="Aptos" w:hAnsi="Aptos"/>
+          <w:rFonts w:ascii="Arial" w:cs="Arial" w:eastAsia="Arial" w:hAnsi="Arial"/>
           <w:b w:val="false"/>
           <w:bCs w:val="false"/>
-          <w:color w:val="D8E0EC"/>
+          <w:color w:val="BFBFBF"/>
           <w:sz w:val="16"/>
           <w:szCs w:val="16"/>
         </w:rPr>
@@ -1187,10 +1187,10 @@
       </w:pPr>
       <w:r>
         <w:rPr>
-          <w:rFonts w:ascii="Aptos" w:cs="Aptos" w:eastAsia="Aptos" w:hAnsi="Aptos"/>
+          <w:rFonts w:ascii="Arial" w:cs="Arial" w:eastAsia="Arial" w:hAnsi="Arial"/>
           <w:b w:val="false"/>
           <w:bCs w:val="false"/>
-          <w:color w:val="D8E0EC"/>
+          <w:color w:val="BFBFBF"/>
           <w:sz w:val="16"/>
           <w:szCs w:val="16"/>
         </w:rPr>
@@ -1204,10 +1204,10 @@
       </w:pPr>
       <w:r>
         <w:rPr>
-          <w:rFonts w:ascii="Aptos" w:cs="Aptos" w:eastAsia="Aptos" w:hAnsi="Aptos"/>
+          <w:rFonts w:ascii="Arial" w:cs="Arial" w:eastAsia="Arial" w:hAnsi="Arial"/>
           <w:b w:val="false"/>
           <w:bCs w:val="false"/>
-          <w:color w:val="D8E0EC"/>
+          <w:color w:val="BFBFBF"/>
           <w:sz w:val="16"/>
           <w:szCs w:val="16"/>
         </w:rPr>
@@ -1233,12 +1233,12 @@
         <w:tc>
           <w:tcPr>
             <w:tcBorders>
-              <w:top w:val="single" w:color="D8E0EC" w:sz="1"/>
-              <w:left w:val="single" w:color="D8E0EC" w:sz="1"/>
-              <w:bottom w:val="single" w:color="D8E0EC" w:sz="1"/>
-              <w:right w:val="single" w:color="D8E0EC" w:sz="1"/>
-            </w:tcBorders>
-            <w:shd w:fill="EEF3FF" w:val="clear"/>
+              <w:top w:val="single" w:color="BFBFBF" w:sz="1"/>
+              <w:left w:val="single" w:color="BFBFBF" w:sz="1"/>
+              <w:bottom w:val="single" w:color="BFBFBF" w:sz="1"/>
+              <w:right w:val="single" w:color="BFBFBF" w:sz="1"/>
+            </w:tcBorders>
+            <w:shd w:fill="F2F2F2" w:val="clear"/>
             <w:tcMar>
               <w:top w:type="dxa" w:w="150"/>
               <w:left w:type="dxa" w:w="180"/>
@@ -1253,10 +1253,10 @@
             </w:pPr>
             <w:r>
               <w:rPr>
-                <w:rFonts w:ascii="Aptos" w:cs="Aptos" w:eastAsia="Aptos" w:hAnsi="Aptos"/>
+                <w:rFonts w:ascii="Arial" w:cs="Arial" w:eastAsia="Arial" w:hAnsi="Arial"/>
                 <w:b/>
                 <w:bCs/>
-                <w:color w:val="3157E6"/>
+                <w:color w:val="000000"/>
                 <w:sz w:val="21"/>
                 <w:szCs w:val="21"/>
               </w:rPr>
@@ -1270,14 +1270,14 @@
             </w:pPr>
             <w:r>
               <w:rPr>
-                <w:rFonts w:ascii="Aptos" w:cs="Aptos" w:eastAsia="Aptos" w:hAnsi="Aptos"/>
-                <w:b w:val="false"/>
-                <w:bCs w:val="false"/>
-                <w:color w:val="172554"/>
+                <w:rFonts w:ascii="Arial" w:cs="Arial" w:eastAsia="Arial" w:hAnsi="Arial"/>
+                <w:b w:val="false"/>
+                <w:bCs w:val="false"/>
+                <w:color w:val="000000"/>
                 <w:sz w:val="20"/>
                 <w:szCs w:val="20"/>
               </w:rPr>
-              <w:t xml:space="preserve">Trước khi gửi ảnh, vui lòng che mật khẩu và thông tin không liên quan. Giữ lại tên tài khoản, thời gian và câu hỏi để đội hỗ trợ có thể kiểm tra chính xác.</w:t>
+              <w:t xml:space="preserve">Trước khi gửi ảnh, vui lòng che mật khẩu và thông tin không liên quan. Cần giữ lại tên tài khoản, thời gian và câu hỏi đã nhập để bộ phận hỗ trợ có thể kiểm tra chính xác.</w:t>
             </w:r>
           </w:p>
         </w:tc>
@@ -1290,10 +1290,10 @@
       </w:pPr>
       <w:r>
         <w:rPr>
-          <w:rFonts w:ascii="Aptos" w:cs="Aptos" w:eastAsia="Aptos" w:hAnsi="Aptos"/>
+          <w:rFonts w:ascii="Arial" w:cs="Arial" w:eastAsia="Arial" w:hAnsi="Arial"/>
           <w:b w:val="false"/>
           <w:bCs w:val="false"/>
-          <w:color w:val="172554"/>
+          <w:color w:val="000000"/>
           <w:sz w:val="4"/>
           <w:szCs w:val="4"/>
         </w:rPr>
@@ -1361,19 +1361,19 @@
     </w:pPr>
     <w:r>
       <w:rPr>
-        <w:rFonts w:ascii="Aptos" w:cs="Aptos" w:eastAsia="Aptos" w:hAnsi="Aptos"/>
+        <w:rFonts w:ascii="Arial" w:cs="Arial" w:eastAsia="Arial" w:hAnsi="Arial"/>
         <w:b w:val="false"/>
         <w:bCs w:val="false"/>
-        <w:color w:val="64748B"/>
+        <w:color w:val="4D4D4D"/>
         <w:sz w:val="16"/>
         <w:szCs w:val="16"/>
       </w:rPr>
-      <w:t xml:space="preserve">Tài liệu dành cho kiểm thử Pilot · Không chứa mật khẩu  |  Trang </w:t>
+      <w:t xml:space="preserve">Tài liệu kiểm tra Medstand AI - Không ghi mật khẩu  |  Trang </w:t>
     </w:r>
     <w:r>
       <w:rPr>
-        <w:rFonts w:ascii="Aptos" w:cs="Aptos" w:eastAsia="Aptos" w:hAnsi="Aptos"/>
-        <w:color w:val="64748B"/>
+        <w:rFonts w:ascii="Arial" w:cs="Arial" w:eastAsia="Arial" w:hAnsi="Arial"/>
+        <w:color w:val="4D4D4D"/>
         <w:sz w:val="16"/>
         <w:szCs w:val="16"/>
       </w:rPr>
@@ -1432,14 +1432,14 @@
     </w:pPr>
     <w:r>
       <w:rPr>
-        <w:rFonts w:ascii="Aptos" w:cs="Aptos" w:eastAsia="Aptos" w:hAnsi="Aptos"/>
+        <w:rFonts w:ascii="Arial" w:cs="Arial" w:eastAsia="Arial" w:hAnsi="Arial"/>
         <w:b/>
         <w:bCs/>
-        <w:color w:val="64748B"/>
+        <w:color w:val="4D4D4D"/>
         <w:sz w:val="17"/>
         <w:szCs w:val="17"/>
       </w:rPr>
-      <w:t xml:space="preserve">MEDSTAND AI  |  BỘ TÀI LIỆU UAT</w:t>
+      <w:t xml:space="preserve">MEDSTAND AI  |  TÀI LIỆU KIỂM TRA DÀNH CHO KHÁCH HÀNG</w:t>
     </w:r>
   </w:p>
 </w:hdr>
@@ -1557,8 +1557,8 @@
   <w:docDefaults>
     <w:rPrDefault>
       <w:rPr>
-        <w:rFonts w:ascii="Aptos" w:cs="Aptos" w:eastAsia="Aptos" w:hAnsi="Aptos"/>
-        <w:color w:val="172554"/>
+        <w:rFonts w:ascii="Arial" w:cs="Arial" w:eastAsia="Arial" w:hAnsi="Arial"/>
+        <w:color w:val="000000"/>
         <w:sz w:val="21"/>
         <w:szCs w:val="21"/>
       </w:rPr>
